--- a/docs/03-实践一提交方案.docx
+++ b/docs/03-实践一提交方案.docx
@@ -627,6 +627,222 @@
         <w:t>*备注：实践二的 Demo 代码与开发过程文档（阶段方案、提示词手册、技术架构指南）作为本方案的延续材料，另行提交。*</w:t>
       </w:r>
     </w:p>
+    <w:p>
+      <w:pPr>
+        <w:spacing w:before="280" w:after="120"/>
+      </w:pPr>
+      <w:r>
+        <w:rPr>
+          <w:rFonts w:ascii="Arial" w:hAnsi="Arial" w:eastAsia="Microsoft YaHei"/>
+          <w:b/>
+          <w:color w:val="1D1D1F"/>
+          <w:sz w:val="32"/>
+        </w:rPr>
+        <w:t>附：2026-10-30 增补素材（实践二完成后可选采用，本人自行取舍）</w:t>
+      </w:r>
+    </w:p>
+    <w:p>
+      <w:pPr>
+        <w:ind w:left="360"/>
+      </w:pPr>
+      <w:r>
+        <w:rPr>
+          <w:rFonts w:ascii="Arial" w:hAnsi="Arial" w:eastAsia="Microsoft YaHei"/>
+          <w:b w:val="0"/>
+          <w:i/>
+          <w:color w:val="666666"/>
+          <w:sz w:val="20"/>
+        </w:rPr>
+        <w:t>以下是作品实际做到 v1.3.5 后的新素材。实践一是否加入、加多少，由你按老师口味决定；正文里"数据绝不上传服务器/绝对本地"等措辞若保留，建议在反思部分补一段"理念进化"说明，避免与实践二的云同步功能自相矛盾。</w:t>
+      </w:r>
+    </w:p>
+    <w:p>
+      <w:pPr>
+        <w:spacing w:before="200" w:after="120"/>
+      </w:pPr>
+      <w:r>
+        <w:rPr>
+          <w:rFonts w:ascii="Arial" w:hAnsi="Arial" w:eastAsia="Microsoft YaHei"/>
+          <w:b/>
+          <w:color w:val="1D1D1F"/>
+          <w:sz w:val="26"/>
+        </w:rPr>
+        <w:t>可直接粘贴的一段"理念进化"反思</w:t>
+      </w:r>
+    </w:p>
+    <w:p>
+      <w:pPr>
+        <w:ind w:left="360"/>
+      </w:pPr>
+      <w:r>
+        <w:rPr>
+          <w:rFonts w:ascii="Arial" w:hAnsi="Arial" w:eastAsia="Microsoft YaHei"/>
+          <w:b w:val="0"/>
+          <w:i/>
+          <w:color w:val="666666"/>
+          <w:sz w:val="20"/>
+        </w:rPr>
+        <w:t>作品完成 V1.0 后，我开始在电脑、iPad、手机三台设备上真实使用，很快撞上"绝对本地"的代价：数据被物理隔离在每台设备里，手机上记下的灵感电脑看不见。我没有简单地"上个云"，而是把隐私模型从</w:t>
+      </w:r>
+      <w:r>
+        <w:rPr>
+          <w:rFonts w:ascii="Arial" w:hAnsi="Arial" w:eastAsia="Microsoft YaHei"/>
+          <w:b/>
+          <w:i/>
+          <w:color w:val="666666"/>
+          <w:sz w:val="20"/>
+        </w:rPr>
+        <w:t>物理隔离</w:t>
+      </w:r>
+      <w:r>
+        <w:rPr>
+          <w:rFonts w:ascii="Arial" w:hAnsi="Arial" w:eastAsia="Microsoft YaHei"/>
+          <w:b w:val="0"/>
+          <w:i/>
+          <w:color w:val="666666"/>
+          <w:sz w:val="20"/>
+        </w:rPr>
+        <w:t>升级为</w:t>
+      </w:r>
+      <w:r>
+        <w:rPr>
+          <w:rFonts w:ascii="Arial" w:hAnsi="Arial" w:eastAsia="Microsoft YaHei"/>
+          <w:b/>
+          <w:i/>
+          <w:color w:val="666666"/>
+          <w:sz w:val="20"/>
+        </w:rPr>
+        <w:t>密码学隔离</w:t>
+      </w:r>
+      <w:r>
+        <w:rPr>
+          <w:rFonts w:ascii="Arial" w:hAnsi="Arial" w:eastAsia="Microsoft YaHei"/>
+          <w:b w:val="0"/>
+          <w:i/>
+          <w:color w:val="666666"/>
+          <w:sz w:val="20"/>
+        </w:rPr>
+        <w:t>：引入 GitHub Gist 作为只存密文的"哑存储"，用同步密码经 PBKDF2（15 万次迭代）派生 AES-256-GCM 密钥，所有加密解密只在本机发生——服务器、平台甚至代码作者都只能看到乱码。本地优先的底线没有变：断网时全部功能照常可用，关闭同步、删光云端，应用毫发无损。这次取舍让我真正理解了"零知识（zero-knowledge）"架构：安全不靠相信某家公司，而靠数学。</w:t>
+      </w:r>
+    </w:p>
+    <w:p>
+      <w:pPr>
+        <w:spacing w:before="200" w:after="120"/>
+      </w:pPr>
+      <w:r>
+        <w:rPr>
+          <w:rFonts w:ascii="Arial" w:hAnsi="Arial" w:eastAsia="Microsoft YaHei"/>
+          <w:b/>
+          <w:color w:val="1D1D1F"/>
+          <w:sz w:val="26"/>
+        </w:rPr>
+        <w:t>可选第 6 张截图</w:t>
+      </w:r>
+    </w:p>
+    <w:p>
+      <w:pPr>
+        <w:pStyle w:val="ListBullet"/>
+      </w:pPr>
+      <w:r>
+        <w:rPr>
+          <w:rFonts w:ascii="Arial" w:hAnsi="Arial" w:eastAsia="Microsoft YaHei"/>
+          <w:b w:val="0"/>
+          <w:sz w:val="22"/>
+        </w:rPr>
+        <w:t>与 AI 讨论"要不要做云同步、如何在不背叛隐私初衷的前提下做"的对话（本轮 Trae 对话），图注：</w:t>
+      </w:r>
+      <w:r>
+        <w:rPr>
+          <w:rFonts w:ascii="Arial" w:hAnsi="Arial" w:eastAsia="Microsoft YaHei"/>
+          <w:b/>
+          <w:sz w:val="22"/>
+        </w:rPr>
+        <w:t>真实使用倒逼理念进化——从"数据绝不上云"到"云端只有密文"</w:t>
+      </w:r>
+      <w:r>
+        <w:rPr>
+          <w:rFonts w:ascii="Arial" w:hAnsi="Arial" w:eastAsia="Microsoft YaHei"/>
+          <w:b w:val="0"/>
+          <w:sz w:val="22"/>
+        </w:rPr>
+        <w:t>。</w:t>
+      </w:r>
+    </w:p>
+    <w:p>
+      <w:pPr>
+        <w:spacing w:before="200" w:after="120"/>
+      </w:pPr>
+      <w:r>
+        <w:rPr>
+          <w:rFonts w:ascii="Arial" w:hAnsi="Arial" w:eastAsia="Microsoft YaHei"/>
+          <w:b/>
+          <w:color w:val="1D1D1F"/>
+          <w:sz w:val="26"/>
+        </w:rPr>
+        <w:t>若修改正文，建议的两处点到为止</w:t>
+      </w:r>
+    </w:p>
+    <w:p>
+      <w:pPr>
+        <w:pStyle w:val="ListBullet"/>
+      </w:pPr>
+      <w:r>
+        <w:rPr>
+          <w:rFonts w:ascii="Arial" w:hAnsi="Arial" w:eastAsia="Microsoft YaHei"/>
+          <w:b w:val="0"/>
+          <w:sz w:val="22"/>
+        </w:rPr>
+        <w:t>"数据绝不上传服务器" → "数据主体永不离开本机；可选同步时，云端只存端到端密文"；</w:t>
+      </w:r>
+    </w:p>
+    <w:p>
+      <w:pPr>
+        <w:pStyle w:val="ListBullet"/>
+      </w:pPr>
+      <w:r>
+        <w:rPr>
+          <w:rFonts w:ascii="Arial" w:hAnsi="Arial" w:eastAsia="Microsoft YaHei"/>
+          <w:b w:val="0"/>
+          <w:sz w:val="22"/>
+        </w:rPr>
+        <w:t>预计产出一段可补一句："已演进为可安装、可离线、三端端到端加密同步的 PWA（v1.3.5）。"</w:t>
+      </w:r>
+    </w:p>
+    <w:p>
+      <w:pPr>
+        <w:spacing w:before="200" w:after="120"/>
+      </w:pPr>
+      <w:r>
+        <w:rPr>
+          <w:rFonts w:ascii="Arial" w:hAnsi="Arial" w:eastAsia="Microsoft YaHei"/>
+          <w:b/>
+          <w:color w:val="1D1D1F"/>
+          <w:sz w:val="26"/>
+        </w:rPr>
+        <w:t>可写进"判断、取舍与反思"的新一条</w:t>
+      </w:r>
+    </w:p>
+    <w:p>
+      <w:pPr>
+        <w:pStyle w:val="ListBullet"/>
+      </w:pPr>
+      <w:r>
+        <w:rPr>
+          <w:rFonts w:ascii="Arial" w:hAnsi="Arial" w:eastAsia="Microsoft YaHei"/>
+          <w:b/>
+          <w:sz w:val="22"/>
+        </w:rPr>
+        <w:t>方案要向真实使用低头，但底线要用技术守住</w:t>
+      </w:r>
+      <w:r>
+        <w:rPr>
+          <w:rFonts w:ascii="Arial" w:hAnsi="Arial" w:eastAsia="Microsoft YaHei"/>
+          <w:b w:val="0"/>
+          <w:sz w:val="22"/>
+        </w:rPr>
+        <w:t>：三端割裂的痛感是在真机日常使用中才暴露的，规划阶段无法想象；而面对"上云"诱惑，我没有放弃数据主权，而是花更多成本去理解加密、合并冲突、墓碑删除这些机制。产品经理的工作不是一次定调，而是在真实反馈与初心之间持续做有依据的折中。</w:t>
+      </w:r>
+    </w:p>
     <w:sectPr>
       <w:pgSz w:w="12240" w:h="15840"/>
       <w:pgMar w:top="1440" w:right="1800" w:bottom="1440" w:left="1800" w:header="720" w:footer="720" w:gutter="0"/>
